--- a/REFDOI_strict.docx
+++ b/REFDOI_strict.docx
@@ -4,128 +4,170 @@
   <w:body>
     <w:p>
       <w:r>
-        <w:t>Sikhosana, S. (2025) Bridging Systemic Gaps in Waste-to-Energy Infrastructure: A Comparative Study of PPP Structuring, Sustainability Metrics, and Participatory Governance in Sub-Saharan Africa and the EU.</w:t>
+        <w:t>Chatterjee, S., Chaudhuri, R., &amp; Vrontis, D. (2022). Does remote work flexibility enhance organization performance? Moderating role of organization policy and top management support. Journal of Business Research, 139, 1501-1512.</w:t>
         <w:br/>
-        <w:t>DOI: 10.55248/gengpi.6.0725.25110</w:t>
+        <w:t>DOI: 10.1016/j.jbusres.2021.10.069</w:t>
       </w:r>
     </w:p>
     <w:p>
       <w:r>
-        <w:t>Vana, G. (2025) Guideline for Photovoltaic Greenfield Project Development in Austria: Navigating Legal, Regulatory, Technical and Financial Challenges. Doctoral dissertation, Technische Universität Wien.</w:t>
+        <w:t>Gajendran, R. S., Ponnapalli, A. R., Wang, C., &amp; Javalagi, A. A. (2024). A dual pathway model of remote work intensity: A meta‐analysis of its simultaneous positive and negative effects. Personnel Psychology, 77(4), 1351-1386.</w:t>
+        <w:br/>
+        <w:t>DOI: 10.1111/peps.12641</w:t>
+      </w:r>
+    </w:p>
+    <w:p>
+      <w:r>
+        <w:t>Diefenbach, S. (2023). Social norms in digital spaces: Conflict reports and implications for technology design in the teleworking context. Zeitschrift für Arbeitswissenschaft, 77(1), 56-77.</w:t>
         <w:br/>
         <w:t>DOI not found (strict)</w:t>
       </w:r>
     </w:p>
     <w:p>
       <w:r>
-        <w:t>Ddamba, L. S. (2024) Barriers to energy transitions in Sub-Saharan Africa: electricity sectors in Kenya, Uganda and South Africa. Doctoral dissertation, University of British Columbia.</w:t>
+        <w:t>Souchet, A. D., Lourdeaux, D., Pagani, A., &amp; Rebenitsch, L. (2023). A narrative review of immersive virtual reality’s ergonomics and risks at the workplace: cybersickness, visual fatigue, muscular fatigue, acute stress, and mental overload. Virtual Reality, 27(1), 19-50.</w:t>
         <w:br/>
         <w:t>DOI not found (strict)</w:t>
       </w:r>
     </w:p>
     <w:p>
       <w:r>
-        <w:t>Ray, S. N. (2025) The Role of Government Funding in Accelerating Renewable Energy R&amp;D.</w:t>
+        <w:t>Consiglio, C., Massa, N., Sommovigo, V., &amp; Fusco, L. (2023). Techno-stress creators, burnout and psychological health among remote workers during the pandemic: The moderating role of E-work self-efficacy. International Journal of Environmental Research and Public Health, 20(22), 7051.</w:t>
+        <w:br/>
+        <w:t>DOI: 10.3390/ijerph20227051</w:t>
+      </w:r>
+    </w:p>
+    <w:p>
+      <w:r>
+        <w:t>Kossek, E. E., Perrigino, M. B., &amp; Lautsch, B. A. (2023). Work-life flexibility policies from a boundary control and implementation perspective: A review and research framework. Journal of Management, 49(6), 2062-2108.</w:t>
         <w:br/>
         <w:t>DOI not found (strict)</w:t>
       </w:r>
     </w:p>
     <w:p>
       <w:r>
-        <w:t>Odhiambo, M. O. (2025) Energy Access in Africa: Challenges and Solutions.</w:t>
+        <w:t>Johnson, S. M. (2023). Work pressure, boundary management, burnout, and toxic work environments for remote learning and development workers (Doctoral dissertation, City University of Seattle).</w:t>
         <w:br/>
         <w:t>DOI not found (strict)</w:t>
       </w:r>
     </w:p>
     <w:p>
       <w:r>
-        <w:t>Aduba, J. J., Shimada, K. and Longfor, N. R. (2024) ‘Harnessing biomass waste-to-energy for sustainable electricity generation: prospects, viability, and policy implications for low-carbon urban development’, Clean Technologies and Environmental Policy, pp. 1–22.</w:t>
+        <w:t>Murtaza, S. A., &amp; Molnár, E. (2024). Navigating the digital divide: the impact of social media fatigue on work-life balance. Gradus, 11(1).</w:t>
+        <w:br/>
+        <w:t>DOI: 10.47833/2024.1.eco.012</w:t>
+      </w:r>
+    </w:p>
+    <w:p>
+      <w:r>
+        <w:t>Jacobs, C. (2024). Occupational stress and burnout. In Burnout Syndrome-Characteristics and Interventions. IntechOpen.</w:t>
+        <w:br/>
+        <w:t>DOI: 10.5772/intechopen.1003104</w:t>
+      </w:r>
+    </w:p>
+    <w:p>
+      <w:r>
+        <w:t>Supriyadi, T., Sulistiasih, S., Rahmi, K. H., Pramono, B., &amp; Fahrudin, A. (2025). The impact of digital fatigue on employee productivity and well-being: A scoping literature review. Environment and Social Psychology, 10(2), 1-13.</w:t>
+        <w:br/>
+        <w:t>DOI: 10.59429/esp.v10i2.3420</w:t>
+      </w:r>
+    </w:p>
+    <w:p>
+      <w:r>
+        <w:t>Dmello, D. (2025). Taking back digital control: four key strategies as resources to effectively manage work-related information and communication technology (ICT) (Doctoral dissertation, University of Sussex).</w:t>
         <w:br/>
         <w:t>DOI not found (strict)</w:t>
       </w:r>
     </w:p>
     <w:p>
       <w:r>
-        <w:t>Preziuso, M. (2026) ‘Tokenisation Opportunities in Voluntary Carbon Markets: A Sectoral Diagnostic’, Journal of Risk and Financial Management, 19(1), p. 28.</w:t>
+        <w:t>Jamal, M. T., Anwar, I., Khan, N. A., &amp; Ahmad, G. (2024). How do teleworkers escape burnout? A moderated-mediation model of the job demands and turnover intention. International Journal of Manpower, 45(1), 169-199.</w:t>
         <w:br/>
         <w:t>DOI not found (strict)</w:t>
       </w:r>
     </w:p>
     <w:p>
       <w:r>
-        <w:t>Vassiliades, C., Diemuodeke, O. E., Yiadom, E. B., Prasad, R. D. and Dbouk, W. (2022) ‘Policy pathways for mapping clean energy access for cooking in the global south—a case for rural communities’, Sustainability, 14(20), p. 13577.</w:t>
+        <w:t>Gemmano, C. G., Manuti, A., Girardi, S., &amp; Balenzano, C. (2023). From conflict to balance: challenges for dual-earner families managing technostress and work exhaustion in the post-pandemic scenario. International Journal of Environmental Research and Public Health, 20(8), 5558.</w:t>
+        <w:br/>
+        <w:t>DOI: 10.3390/ijerph20085558</w:t>
+      </w:r>
+    </w:p>
+    <w:p>
+      <w:r>
+        <w:t>Costin, A., Roman, A. F., &amp; Balica, R. S. (2023). Remote work burnout, professional job stress, and employee emotional exhaustion during the COVID-19 pandemic. Frontiers in Psychology, 14, 1193854.</w:t>
+        <w:br/>
+        <w:t>DOI: 10.3389/fpsyg.2023.1193854</w:t>
+      </w:r>
+    </w:p>
+    <w:p>
+      <w:r>
+        <w:t>Zhang, C. X. (2025). Beyond Reducing Screen Time: Rethinking Media Use, Digital Stress, and Well-Being Through the Approach of Media Configuration. University of California, Santa Barbara.</w:t>
         <w:br/>
         <w:t>DOI not found (strict)</w:t>
       </w:r>
     </w:p>
     <w:p>
       <w:r>
-        <w:t>Chanioti, M., Nikolelis, G., Mitsika, I. and Antoniadou, M. (2025) ‘The Role of Dentists in Promoting Environmental Awareness and Climate Consciousness for Sustainability’, Circular Economy and Sustainability, 5(4), pp. 3645–3669.</w:t>
+        <w:t>Boccoli, G., Sestino, A., Gastaldi, L., &amp; Corso, M. (2022). The impact of autonomy and temporal flexibility on individuals’ psychological wellbeing in remote settings. Sinergie, 40(2), 327-349.</w:t>
+        <w:br/>
+        <w:t>DOI: 10.7433/s118.2022.15</w:t>
+      </w:r>
+    </w:p>
+    <w:p>
+      <w:r>
+        <w:t>Karwa, K. (2025). The modern dilemma: Navigating work life balance. Journal of Psychology and Behavior Studies, 5(1), 15-26.</w:t>
+        <w:br/>
+        <w:t>DOI: 10.32996/jpbs.2025.5.1.2</w:t>
+      </w:r>
+    </w:p>
+    <w:p>
+      <w:r>
+        <w:t>Wang, M. L., Lee, M. C., &amp; Mao, H. Y. (2024). Work interrupted at home: examining the influence of supportive teleworking practices on work–family conflict. Personnel Review, 53(6), 1361-1374.</w:t>
         <w:br/>
         <w:t>DOI not found (strict)</w:t>
       </w:r>
     </w:p>
     <w:p>
       <w:r>
-        <w:t>Altassan, A. (2023) ‘Sustainable integration of solar energy, behavior change, and recycling practices in educational institutions: a holistic framework for environmental conservation and quality education’, Sustainability, 15(20), p. 15157.</w:t>
+        <w:t>Edú-Valsania, S., Laguía, A., &amp; Moriano, J. A. (2022). Burnout: A review of theory and measurement. International Journal of Environmental Research and Public Health, 19(3), 1780.</w:t>
         <w:br/>
-        <w:t>DOI: 10.3390/su152015157</w:t>
+        <w:t>DOI: 10.3390/ijerph19031780</w:t>
       </w:r>
     </w:p>
     <w:p>
       <w:r>
-        <w:t>Olodu, D. D. and Erameh, A. (2023) ‘Waste to Energy: Review on the development of landfill gas for power generation in Sub-Saharan Africa’, Black Sea Journal of Engineering and Science, 6(3), pp. 296–307.</w:t>
+        <w:t>Brown, G. T., &amp; Zhao, A. (2023). In defence of psychometric measurement: A systematic review of contemporary self-report feedback inventories. Educational Psychologist, 58(3), 178-192.</w:t>
         <w:br/>
-        <w:t>DOI not found (strict)</w:t>
+        <w:t>DOI: 10.1080/00461520.2023.2208670</w:t>
       </w:r>
     </w:p>
     <w:p>
       <w:r>
-        <w:t>Donkersloot, E. (2024) The Power of Stakeholder Engagement to Establish a Social Licence to Operate.</w:t>
+        <w:t>Stantcheva, S. (2023). How to run surveys: A guide to creating your own identifying variation and revealing the invisible. Annual Review of Economics, 15(1), 205-234.</w:t>
         <w:br/>
-        <w:t>DOI not found (strict)</w:t>
+        <w:t>DOI: 10.1146/annurev-economics-091622-010157</w:t>
       </w:r>
     </w:p>
     <w:p>
       <w:r>
-        <w:t>Achi, C. G., Snyman, J., Ndambuki, J. M. and Kupolati, W. K. (2024) ‘Advanced waste-to-energy technologies: a review on pathway to sustainable energy recovery in a circular economy’, Nature Environment and Pollution Technology, 23(3), pp. 1239–1259.</w:t>
+        <w:t>Adwan-Kamara, L., Fialho, F. M., Ahluwalia, A., Zaman, H., Daley, M., &amp; Beresford OBE, P. (2026). Burnout among disability activists in England: Insights from the Oldenburg Burnout Inventory. PLoS One, 21(2), e0342846.</w:t>
         <w:br/>
-        <w:t>DOI not found (strict)</w:t>
+        <w:t>DOI: 10.1371/journal.pone.0342846</w:t>
       </w:r>
     </w:p>
     <w:p>
       <w:r>
-        <w:t>Alemede, V. O. (2025) ‘Innovative process technologies: Advancing efficiency and sustainability through optimization and control’, International Journal of Research Publication and Reviews, 6(2), pp. 1941–1955.</w:t>
+        <w:t>Alabi, O., &amp; Bukola, T. (2023). Introduction to Descriptive statistics. In Recent advances in biostatistics. IntechOpen.</w:t>
         <w:br/>
-        <w:t>DOI not found (strict)</w:t>
+        <w:t>DOI: 10.1007/978-3-662-66786-6_1</w:t>
       </w:r>
     </w:p>
     <w:p>
       <w:r>
-        <w:t>Dafnomilis, I., den Elzen, M. and van Vuuren, D. (2024) ‘Paris targets within reach by aligning, broadening and strengthening net-zero pledges’, Communications Earth &amp; Environment, 5(1), p. 48.</w:t>
+        <w:t>Sirowa, A. (2023). The impact of personality traits and demographic factors on burnout prevalence in employees working from home in the Indian IT industry. Available at SSRN 4445466.</w:t>
         <w:br/>
-        <w:t>DOI not found (strict)</w:t>
-      </w:r>
-    </w:p>
-    <w:p>
-      <w:r>
-        <w:t>Aiguobarueghian, I., Adanma, U. M., Ogunbiyi, E. O. and Solomon, N. O. (2024) ‘Waste management and circular economy: A review of sustainable practices and economic benefits’, World Journal of Advanced Research and Reviews, 22(2), pp. 1708–1719.</w:t>
-        <w:br/>
-        <w:t>DOI not found (strict)</w:t>
-      </w:r>
-    </w:p>
-    <w:p>
-      <w:r>
-        <w:t>Adekoya, O. O., Tula, O. A., Adefemi, A. and Abatan, A. (2023) ‘Health, safety and environmental (HSE) practices in the LNG industry: a review’, World Journal of Advanced Research and Reviews, 20(3), pp. 1757–1776.</w:t>
-        <w:br/>
-        <w:t>DOI not found (strict)</w:t>
-      </w:r>
-    </w:p>
-    <w:p>
-      <w:r>
-        <w:t>Fagbemi, B. T., Saah, B. P., Nduka, A. I. and Aloke, E. M. (2025) ‘The Evolution of ESG and Sustainability Reporting: A Review of Standards, Challenges, and Impacts on Corporate Transparency’, Journal of Economics, Business, and Commerce, 2(2), pp. 297–305.</w:t>
-        <w:br/>
-        <w:t>DOI not found (strict)</w:t>
+        <w:t>DOI: 10.2139/ssrn.4445466</w:t>
       </w:r>
     </w:p>
     <w:sectPr>
